--- a/files/MKT_Brand_Strategy.docx
+++ b/files/MKT_Brand_Strategy.docx
@@ -10,21 +10,12 @@
         <w:rPr>
           <w:color w:val="1F4E78"/>
         </w:rPr>
-        <w:t>Marketing Brand — MKT Brand Strategy</w:t>
+        <w:t>Group Brand Strategy - Zava Group FY2026-2028</w:t>
       </w:r>
     </w:p>
     <w:p>
       <w:r>
-        <w:rPr>
-          <w:i/>
-        </w:rPr>
-        <w:t>Document owner: Marketing Brand Office</w:t>
-      </w:r>
-      <w:r>
-        <w:rPr>
-          <w:i/>
-        </w:rPr>
-        <w:t xml:space="preserve">  ·  Version: FY2025-A  ·  Classification: Internal — Working</w:t>
+        <w:t>Strategy owner: Lim Mei Ling (Group Brand Director) | Sponsor: Sasha Ouellet (Group CoS) | Horizon: 3-year (FY2026-FY2028) | Status: Endorsed by ExCo 28-Apr-2026</w:t>
       </w:r>
     </w:p>
     <w:p>
@@ -32,17 +23,12 @@
         <w:pStyle w:val="Heading1"/>
       </w:pPr>
       <w:r>
-        <w:t>1. Executive Summary</w:t>
+        <w:t>1. Brand context</w:t>
       </w:r>
     </w:p>
     <w:p>
       <w:r>
-        <w:t>This document is the working artefact for the mkt brand strategy use case in the marketing brand domain. It is staged for a Microsoft 365 Copilot Cowork / Notebook demo and contains plausible (illustrative) figures, lists, and narratives — not real customer data. The numbers tie back to the companion spreadsheet of the same stem.</w:t>
-      </w:r>
-    </w:p>
-    <w:p>
-      <w:r>
-        <w:t>The intended demo flow: a marketing brand stakeholder asks Copilot to summarise, compare, draft, or distribute the contents of this file alongside related artefacts. Cowork fans the task out into 5 parallel sub-tasks (draft Word, draft email, schedule meeting, post Teams message, build action tracker). Notebook adds it as a source and answers grounded questions across all sources.</w:t>
+        <w:t>Zava Group operates 9 divisions under 14 customer-facing brands. Brand fragmentation has historically been a strength (channel specialisation) but is now creating friction in (a) digital go-to-market, (b) talent attraction, (c) Group cross-sell. Brand Stack 2030 is the first systemic re-architecture in 12 years.</w:t>
       </w:r>
     </w:p>
     <w:p>
@@ -50,17 +36,408 @@
         <w:pStyle w:val="Heading1"/>
       </w:pPr>
       <w:r>
-        <w:t>2. Scenario &amp; Background</w:t>
+        <w:t>2. Brand architecture - target end-state</w:t>
+      </w:r>
+    </w:p>
+    <w:tbl>
+      <w:tblPr>
+        <w:tblStyle w:val="LightGrid-Accent1"/>
+        <w:tblW w:type="auto" w:w="0"/>
+        <w:tblLook w:firstColumn="1" w:firstRow="1" w:lastColumn="0" w:lastRow="0" w:noHBand="0" w:noVBand="1" w:val="04A0"/>
+      </w:tblPr>
+      <w:tblGrid>
+        <w:gridCol w:w="2160"/>
+        <w:gridCol w:w="2160"/>
+        <w:gridCol w:w="2160"/>
+        <w:gridCol w:w="2160"/>
+      </w:tblGrid>
+      <w:tr>
+        <w:tc>
+          <w:tcPr>
+            <w:tcW w:type="dxa" w:w="2160"/>
+          </w:tcPr>
+          <w:p>
+            <w:r>
+              <w:rPr>
+                <w:b/>
+              </w:rPr>
+              <w:t>Tier</w:t>
+            </w:r>
+          </w:p>
+        </w:tc>
+        <w:tc>
+          <w:tcPr>
+            <w:tcW w:type="dxa" w:w="2160"/>
+          </w:tcPr>
+          <w:p>
+            <w:r>
+              <w:rPr>
+                <w:b/>
+              </w:rPr>
+              <w:t>Brand</w:t>
+            </w:r>
+          </w:p>
+        </w:tc>
+        <w:tc>
+          <w:tcPr>
+            <w:tcW w:type="dxa" w:w="2160"/>
+          </w:tcPr>
+          <w:p>
+            <w:r>
+              <w:rPr>
+                <w:b/>
+              </w:rPr>
+              <w:t>Role</w:t>
+            </w:r>
+          </w:p>
+        </w:tc>
+        <w:tc>
+          <w:tcPr>
+            <w:tcW w:type="dxa" w:w="2160"/>
+          </w:tcPr>
+          <w:p>
+            <w:r>
+              <w:rPr>
+                <w:b/>
+              </w:rPr>
+              <w:t>Relationship to Zava</w:t>
+            </w:r>
+          </w:p>
+        </w:tc>
+      </w:tr>
+      <w:tr>
+        <w:tc>
+          <w:tcPr>
+            <w:tcW w:type="dxa" w:w="2160"/>
+          </w:tcPr>
+          <w:p>
+            <w:r>
+              <w:t>Master</w:t>
+            </w:r>
+          </w:p>
+        </w:tc>
+        <w:tc>
+          <w:tcPr>
+            <w:tcW w:type="dxa" w:w="2160"/>
+          </w:tcPr>
+          <w:p>
+            <w:r>
+              <w:t>Zava</w:t>
+            </w:r>
+          </w:p>
+        </w:tc>
+        <w:tc>
+          <w:tcPr>
+            <w:tcW w:type="dxa" w:w="2160"/>
+          </w:tcPr>
+          <w:p>
+            <w:r>
+              <w:t>Endorser brand for the Group, employer brand, corporate</w:t>
+            </w:r>
+          </w:p>
+        </w:tc>
+        <w:tc>
+          <w:tcPr>
+            <w:tcW w:type="dxa" w:w="2160"/>
+          </w:tcPr>
+          <w:p>
+            <w:r>
+              <w:t>Master brand</w:t>
+            </w:r>
+          </w:p>
+        </w:tc>
+      </w:tr>
+      <w:tr>
+        <w:tc>
+          <w:tcPr>
+            <w:tcW w:type="dxa" w:w="2160"/>
+          </w:tcPr>
+          <w:p>
+            <w:r>
+              <w:t>Strategic</w:t>
+            </w:r>
+          </w:p>
+        </w:tc>
+        <w:tc>
+          <w:tcPr>
+            <w:tcW w:type="dxa" w:w="2160"/>
+          </w:tcPr>
+          <w:p>
+            <w:r>
+              <w:t>Zava Bank</w:t>
+            </w:r>
+          </w:p>
+        </w:tc>
+        <w:tc>
+          <w:tcPr>
+            <w:tcW w:type="dxa" w:w="2160"/>
+          </w:tcPr>
+          <w:p>
+            <w:r>
+              <w:t>Banking division consumer brand</w:t>
+            </w:r>
+          </w:p>
+        </w:tc>
+        <w:tc>
+          <w:tcPr>
+            <w:tcW w:type="dxa" w:w="2160"/>
+          </w:tcPr>
+          <w:p>
+            <w:r>
+              <w:t>Endorsed - "Zava Bank, a Zava Group company"</w:t>
+            </w:r>
+          </w:p>
+        </w:tc>
+      </w:tr>
+      <w:tr>
+        <w:tc>
+          <w:tcPr>
+            <w:tcW w:type="dxa" w:w="2160"/>
+          </w:tcPr>
+          <w:p>
+            <w:r>
+              <w:t>Strategic</w:t>
+            </w:r>
+          </w:p>
+        </w:tc>
+        <w:tc>
+          <w:tcPr>
+            <w:tcW w:type="dxa" w:w="2160"/>
+          </w:tcPr>
+          <w:p>
+            <w:r>
+              <w:t>Zava Insure</w:t>
+            </w:r>
+          </w:p>
+        </w:tc>
+        <w:tc>
+          <w:tcPr>
+            <w:tcW w:type="dxa" w:w="2160"/>
+          </w:tcPr>
+          <w:p>
+            <w:r>
+              <w:t>Insurance and Takaful brand</w:t>
+            </w:r>
+          </w:p>
+        </w:tc>
+        <w:tc>
+          <w:tcPr>
+            <w:tcW w:type="dxa" w:w="2160"/>
+          </w:tcPr>
+          <w:p>
+            <w:r>
+              <w:t>Endorsed</w:t>
+            </w:r>
+          </w:p>
+        </w:tc>
+      </w:tr>
+      <w:tr>
+        <w:tc>
+          <w:tcPr>
+            <w:tcW w:type="dxa" w:w="2160"/>
+          </w:tcPr>
+          <w:p>
+            <w:r>
+              <w:t>Strategic</w:t>
+            </w:r>
+          </w:p>
+        </w:tc>
+        <w:tc>
+          <w:tcPr>
+            <w:tcW w:type="dxa" w:w="2160"/>
+          </w:tcPr>
+          <w:p>
+            <w:r>
+              <w:t>Zava Properties</w:t>
+            </w:r>
+          </w:p>
+        </w:tc>
+        <w:tc>
+          <w:tcPr>
+            <w:tcW w:type="dxa" w:w="2160"/>
+          </w:tcPr>
+          <w:p>
+            <w:r>
+              <w:t>Property dev + REIT</w:t>
+            </w:r>
+          </w:p>
+        </w:tc>
+        <w:tc>
+          <w:tcPr>
+            <w:tcW w:type="dxa" w:w="2160"/>
+          </w:tcPr>
+          <w:p>
+            <w:r>
+              <w:t>Endorsed</w:t>
+            </w:r>
+          </w:p>
+        </w:tc>
+      </w:tr>
+      <w:tr>
+        <w:tc>
+          <w:tcPr>
+            <w:tcW w:type="dxa" w:w="2160"/>
+          </w:tcPr>
+          <w:p>
+            <w:r>
+              <w:t>Strategic</w:t>
+            </w:r>
+          </w:p>
+        </w:tc>
+        <w:tc>
+          <w:tcPr>
+            <w:tcW w:type="dxa" w:w="2160"/>
+          </w:tcPr>
+          <w:p>
+            <w:r>
+              <w:t>Zava Energy</w:t>
+            </w:r>
+          </w:p>
+        </w:tc>
+        <w:tc>
+          <w:tcPr>
+            <w:tcW w:type="dxa" w:w="2160"/>
+          </w:tcPr>
+          <w:p>
+            <w:r>
+              <w:t>Power, renewables, plantation under one umbrella</w:t>
+            </w:r>
+          </w:p>
+        </w:tc>
+        <w:tc>
+          <w:tcPr>
+            <w:tcW w:type="dxa" w:w="2160"/>
+          </w:tcPr>
+          <w:p>
+            <w:r>
+              <w:t>Endorsed (new in FY2026)</w:t>
+            </w:r>
+          </w:p>
+        </w:tc>
+      </w:tr>
+      <w:tr>
+        <w:tc>
+          <w:tcPr>
+            <w:tcW w:type="dxa" w:w="2160"/>
+          </w:tcPr>
+          <w:p>
+            <w:r>
+              <w:t>Strategic</w:t>
+            </w:r>
+          </w:p>
+        </w:tc>
+        <w:tc>
+          <w:tcPr>
+            <w:tcW w:type="dxa" w:w="2160"/>
+          </w:tcPr>
+          <w:p>
+            <w:r>
+              <w:t>Zava Mart</w:t>
+            </w:r>
+          </w:p>
+        </w:tc>
+        <w:tc>
+          <w:tcPr>
+            <w:tcW w:type="dxa" w:w="2160"/>
+          </w:tcPr>
+          <w:p>
+            <w:r>
+              <w:t>Retail grocery + hypermart</w:t>
+            </w:r>
+          </w:p>
+        </w:tc>
+        <w:tc>
+          <w:tcPr>
+            <w:tcW w:type="dxa" w:w="2160"/>
+          </w:tcPr>
+          <w:p>
+            <w:r>
+              <w:t>Endorsed</w:t>
+            </w:r>
+          </w:p>
+        </w:tc>
+      </w:tr>
+      <w:tr>
+        <w:tc>
+          <w:tcPr>
+            <w:tcW w:type="dxa" w:w="2160"/>
+          </w:tcPr>
+          <w:p>
+            <w:r>
+              <w:t>Tactical</w:t>
+            </w:r>
+          </w:p>
+        </w:tc>
+        <w:tc>
+          <w:tcPr>
+            <w:tcW w:type="dxa" w:w="2160"/>
+          </w:tcPr>
+          <w:p>
+            <w:r>
+              <w:t>Mawar, Cendana, Permata (FMCG)</w:t>
+            </w:r>
+          </w:p>
+        </w:tc>
+        <w:tc>
+          <w:tcPr>
+            <w:tcW w:type="dxa" w:w="2160"/>
+          </w:tcPr>
+          <w:p>
+            <w:r>
+              <w:t>Product brands</w:t>
+            </w:r>
+          </w:p>
+        </w:tc>
+        <w:tc>
+          <w:tcPr>
+            <w:tcW w:type="dxa" w:w="2160"/>
+          </w:tcPr>
+          <w:p>
+            <w:r>
+              <w:t>Silent - parent disclosed only on pack</w:t>
+            </w:r>
+          </w:p>
+        </w:tc>
+      </w:tr>
+    </w:tbl>
+    <w:p>
+      <w:pPr>
+        <w:pStyle w:val="Heading1"/>
+      </w:pPr>
+      <w:r>
+        <w:t>3. Strategic intent</w:t>
       </w:r>
     </w:p>
     <w:p>
+      <w:pPr>
+        <w:pStyle w:val="ListBullet"/>
+      </w:pPr>
       <w:r>
-        <w:t>The Group is mid-cycle on its FY2025 close and is rolling forward into FY2026 planning. The marketing brand portfolio has surfaced a mix of on-track lines and corrective items. This mkt brand strategy captures the working position on those items so the Group office, the operating committee, and (where relevant) the regulator-facing officer can align on next steps.</w:t>
+        <w:t>Consolidate 14 customer-facing brands into 6 strategic + 8 tactical product brands over 3 years</w:t>
       </w:r>
     </w:p>
     <w:p>
+      <w:pPr>
+        <w:pStyle w:val="ListBullet"/>
+      </w:pPr>
       <w:r>
-        <w:t>The team has triangulated the working dataset against three peer benchmarks and against the regulator's published thresholds for the sector. Findings carried over from the prior cycle have been re-examined to test whether the original assumptions still hold under the FY2026 base case.</w:t>
+        <w:t>Build Zava as a Top-3 Most Loved Employer brand in ASEAN by FY2028</w:t>
+      </w:r>
+    </w:p>
+    <w:p>
+      <w:pPr>
+        <w:pStyle w:val="ListBullet"/>
+      </w:pPr>
+      <w:r>
+        <w:t>Lift cross-sell index across Group divisions by 18% by FY2028</w:t>
+      </w:r>
+    </w:p>
+    <w:p>
+      <w:pPr>
+        <w:pStyle w:val="ListBullet"/>
+      </w:pPr>
+      <w:r>
+        <w:t>Standardise brand expression - 1 master design system across digital + brick-and-mortar</w:t>
       </w:r>
     </w:p>
     <w:p>
@@ -68,59 +445,39 @@
         <w:pStyle w:val="Heading1"/>
       </w:pPr>
       <w:r>
-        <w:t>3. Detail &amp; Working</w:t>
+        <w:t>4. FY2026 priorities</w:t>
       </w:r>
     </w:p>
     <w:p>
       <w:pPr>
-        <w:pStyle w:val="Heading2"/>
+        <w:pStyle w:val="ListNumber"/>
       </w:pPr>
       <w:r>
-        <w:t>3.1 Position at end of period</w:t>
-      </w:r>
-    </w:p>
-    <w:p>
-      <w:r>
-        <w:t>The closing position by unit / segment is captured in the Brand Strategy tab of the companion workbook. Headline metrics — Brand Score, SOV %, NPS — are within the agreed corridors for Master Brand, Sub-brand A, and Sub-brand B; outside the corridor for Sub-brand C and Innovation; and under recovery monitoring for Loyalty.</w:t>
+        <w:t>Brand identity refresh - new master logo, design system, voice and tone</w:t>
       </w:r>
     </w:p>
     <w:p>
       <w:pPr>
-        <w:pStyle w:val="Heading2"/>
+        <w:pStyle w:val="ListNumber"/>
       </w:pPr>
       <w:r>
-        <w:t>3.2 Key drivers</w:t>
-      </w:r>
-    </w:p>
-    <w:p>
-      <w:r>
-        <w:t>The driver bridge (see Funnel Bridge tab) attributes the FY25 variance to a balanced mix of volume / mix, pricing and discount discipline, cost base reset, capex re-baseline, working capital, regulatory provisions, FX and hedging, and productivity / automation. Each driver carries an owner and a status (on-track / at-risk / behind / recovered / mitigated).</w:t>
+        <w:t>Launch Zava Energy as the consolidated brand (Apex Power + Hijau Renewables + Gemilang Plantations)</w:t>
       </w:r>
     </w:p>
     <w:p>
       <w:pPr>
-        <w:pStyle w:val="Heading2"/>
+        <w:pStyle w:val="ListNumber"/>
       </w:pPr>
       <w:r>
-        <w:t>3.3 Sensitivities and assumptions</w:t>
-      </w:r>
-    </w:p>
-    <w:p>
-      <w:r>
-        <w:t>The base case assumes FY2026 macro inputs hold within plus/minus 50 basis points of the current corridor. The upside and downside scenarios stress the headline metrics by plus/minus two corridors and re-test the recovery plan owners against the stressed position. Key sensitivities: rate path, FX MYR/USD, commodity benchmarks, regulator timing, and customer concentration.</w:t>
+        <w:t>Refresh Zava Bank visual identity - phase out legacy "Cendana Bank" sub-branding</w:t>
       </w:r>
     </w:p>
     <w:p>
       <w:pPr>
-        <w:pStyle w:val="Heading2"/>
+        <w:pStyle w:val="ListNumber"/>
       </w:pPr>
       <w:r>
-        <w:t>3.4 Open issues and unknowns</w:t>
-      </w:r>
-    </w:p>
-    <w:p>
-      <w:r>
-        <w:t>The watchlist (see Activation Watchlist tab) tracks 14 indicators flagged in the prior review. Eight are on-track, four are within five points of the threshold (watch), and two have breached and triggered the escalation protocol. Owners and remediation dates are recorded against each item.</w:t>
+        <w:t>Employer brand campaign - global launch with Q4 priority on Malaysia + Indonesia</w:t>
       </w:r>
     </w:p>
     <w:p>
@@ -128,140 +485,12 @@
         <w:pStyle w:val="Heading1"/>
       </w:pPr>
       <w:r>
-        <w:t>4. Recommended Actions</w:t>
-      </w:r>
-    </w:p>
-    <w:p>
-      <w:pPr>
-        <w:pStyle w:val="ListBullet"/>
-      </w:pPr>
-      <w:r>
-        <w:t>Confirm the mkt brand strategy narrative with the Marketing Brand CFO before the Board cut-off.</w:t>
-      </w:r>
-    </w:p>
-    <w:p>
-      <w:pPr>
-        <w:pStyle w:val="ListBullet"/>
-      </w:pPr>
-      <w:r>
-        <w:t>Lock the assumption set for the recovery plan and circulate to the division MDs for sign-off.</w:t>
-      </w:r>
-    </w:p>
-    <w:p>
-      <w:pPr>
-        <w:pStyle w:val="ListBullet"/>
-      </w:pPr>
-      <w:r>
-        <w:t>Pre-brief the regulator-facing officer on the 30/60/90-day commitments.</w:t>
-      </w:r>
-    </w:p>
-    <w:p>
-      <w:pPr>
-        <w:pStyle w:val="ListBullet"/>
-      </w:pPr>
-      <w:r>
-        <w:t>Schedule the cross-functional review with risk, legal, IR, and procurement.</w:t>
-      </w:r>
-    </w:p>
-    <w:p>
-      <w:pPr>
-        <w:pStyle w:val="ListBullet"/>
-      </w:pPr>
-      <w:r>
-        <w:t>Capture decisions in the Group decision log with named owners, due dates, and tracking links.</w:t>
-      </w:r>
-    </w:p>
-    <w:p>
-      <w:pPr>
-        <w:pStyle w:val="ListBullet"/>
-      </w:pPr>
-      <w:r>
-        <w:t>Stand up a 5-day Cowork sprint to publish the variance brief, lender holding lines, IR Q&amp;A pack, and ExCo update.</w:t>
-      </w:r>
-    </w:p>
-    <w:p>
-      <w:pPr>
-        <w:pStyle w:val="Heading1"/>
-      </w:pPr>
-      <w:r>
-        <w:t>5. Appendix — Working dataset units</w:t>
-      </w:r>
-    </w:p>
-    <w:p>
-      <w:pPr>
-        <w:pStyle w:val="ListBullet"/>
-      </w:pPr>
-      <w:r>
-        <w:t>Master Brand</w:t>
-      </w:r>
-    </w:p>
-    <w:p>
-      <w:pPr>
-        <w:pStyle w:val="ListBullet"/>
-      </w:pPr>
-      <w:r>
-        <w:t>Sub-brand A</w:t>
-      </w:r>
-    </w:p>
-    <w:p>
-      <w:pPr>
-        <w:pStyle w:val="ListBullet"/>
-      </w:pPr>
-      <w:r>
-        <w:t>Sub-brand B</w:t>
-      </w:r>
-    </w:p>
-    <w:p>
-      <w:pPr>
-        <w:pStyle w:val="ListBullet"/>
-      </w:pPr>
-      <w:r>
-        <w:t>Sub-brand C</w:t>
-      </w:r>
-    </w:p>
-    <w:p>
-      <w:pPr>
-        <w:pStyle w:val="ListBullet"/>
-      </w:pPr>
-      <w:r>
-        <w:t>Innovation</w:t>
-      </w:r>
-    </w:p>
-    <w:p>
-      <w:pPr>
-        <w:pStyle w:val="ListBullet"/>
-      </w:pPr>
-      <w:r>
-        <w:t>Loyalty</w:t>
-      </w:r>
-    </w:p>
-    <w:p>
-      <w:pPr>
-        <w:pStyle w:val="ListBullet"/>
-      </w:pPr>
-      <w:r>
-        <w:t>New-to-brand</w:t>
-      </w:r>
-    </w:p>
-    <w:p>
-      <w:pPr>
-        <w:pStyle w:val="ListBullet"/>
-      </w:pPr>
-      <w:r>
-        <w:t>Total</w:t>
-      </w:r>
-    </w:p>
-    <w:p>
-      <w:pPr>
-        <w:pStyle w:val="Heading1"/>
-      </w:pPr>
-      <w:r>
-        <w:t>6. Sign-off &amp; Distribution</w:t>
+        <w:t>5. Investment envelope</w:t>
       </w:r>
     </w:p>
     <w:p>
       <w:r>
-        <w:t>Prepared by: Marketing Brand Office  ·  Reviewed by: CFO  ·  Approved by: CEO  ·  Distributed to: Board, ExCo, Risk Committee, IR, Group Strategy.</w:t>
+        <w:t>Total 3-year brand investment: MYR 84M. FY2026: MYR 38M (identity refresh, system roll-out, Zava Energy launch, employer brand). FY2027: MYR 28M. FY2028: MYR 18M (steady-state).</w:t>
       </w:r>
     </w:p>
     <w:sectPr>
@@ -637,6 +866,10 @@
     <w:name w:val="Normal"/>
     <w:qFormat/>
     <w:rsid w:val="00FC693F"/>
+    <w:rPr>
+      <w:rFonts w:ascii="Aptos" w:hAnsi="Aptos"/>
+      <w:sz w:val="22"/>
+    </w:rPr>
   </w:style>
   <w:style w:type="paragraph" w:styleId="Header">
     <w:name w:val="header"/>

--- a/files/MKT_Brand_Strategy.docx
+++ b/files/MKT_Brand_Strategy.docx
@@ -4,39 +4,337 @@
   <w:body>
     <w:p>
       <w:pPr>
-        <w:pStyle w:val="Title"/>
+        <w:jc w:val="left"/>
       </w:pPr>
       <w:r>
         <w:rPr>
-          <w:color w:val="1F4E78"/>
+          <w:b/>
+          <w:color w:val="6B7280"/>
+          <w:sz w:val="18"/>
         </w:rPr>
-        <w:t>Group Brand Strategy - Zava Group FY2026-2028</w:t>
-      </w:r>
-    </w:p>
-    <w:p>
-      <w:r>
-        <w:t>Strategy owner: Lim Mei Ling (Group Brand Director) | Sponsor: Sasha Ouellet (Group CoS) | Horizon: 3-year (FY2026-FY2028) | Status: Endorsed by ExCo 28-Apr-2026</w:t>
+        <w:t>ZAVA CONGLOMERATE</w:t>
       </w:r>
     </w:p>
     <w:p>
       <w:pPr>
-        <w:pStyle w:val="Heading1"/>
+        <w:spacing w:after="40"/>
       </w:pPr>
       <w:r>
-        <w:t>1. Brand context</w:t>
-      </w:r>
-    </w:p>
-    <w:p>
-      <w:r>
-        <w:t>Zava Group operates 9 divisions under 14 customer-facing brands. Brand fragmentation has historically been a strength (channel specialisation) but is now creating friction in (a) digital go-to-market, (b) talent attraction, (c) Group cross-sell. Brand Stack 2030 is the first systemic re-architecture in 12 years.</w:t>
+        <w:rPr>
+          <w:b/>
+          <w:color w:val="1F2D55"/>
+          <w:sz w:val="44"/>
+        </w:rPr>
+        <w:t>MKT Brand Strategy</w:t>
       </w:r>
     </w:p>
     <w:p>
       <w:pPr>
-        <w:pStyle w:val="Heading1"/>
+        <w:spacing w:after="200"/>
       </w:pPr>
       <w:r>
-        <w:t>2. Brand architecture - target end-state</w:t>
+        <w:rPr>
+          <w:i/>
+          <w:color w:val="4B5B7C"/>
+          <w:sz w:val="22"/>
+        </w:rPr>
+        <w:t>Strategy Document · Zava Forward 2030</w:t>
+      </w:r>
+    </w:p>
+    <w:p>
+      <w:pPr>
+        <w:spacing w:after="40"/>
+      </w:pPr>
+      <w:r>
+        <w:rPr>
+          <w:b/>
+          <w:color w:val="1F2D55"/>
+          <w:sz w:val="20"/>
+        </w:rPr>
+        <w:t xml:space="preserve">Owner:  </w:t>
+      </w:r>
+      <w:r>
+        <w:rPr>
+          <w:sz w:val="20"/>
+        </w:rPr>
+        <w:t>Group Strategy Director</w:t>
+      </w:r>
+    </w:p>
+    <w:p>
+      <w:pPr>
+        <w:spacing w:after="40"/>
+      </w:pPr>
+      <w:r>
+        <w:rPr>
+          <w:b/>
+          <w:color w:val="1F2D55"/>
+          <w:sz w:val="20"/>
+        </w:rPr>
+        <w:t xml:space="preserve">Approved:  </w:t>
+      </w:r>
+      <w:r>
+        <w:rPr>
+          <w:sz w:val="20"/>
+        </w:rPr>
+        <w:t>Board, May 2026</w:t>
+      </w:r>
+    </w:p>
+    <w:p>
+      <w:pPr>
+        <w:spacing w:after="40"/>
+      </w:pPr>
+      <w:r>
+        <w:rPr>
+          <w:b/>
+          <w:color w:val="1F2D55"/>
+          <w:sz w:val="20"/>
+        </w:rPr>
+        <w:t xml:space="preserve">Horizon:  </w:t>
+      </w:r>
+      <w:r>
+        <w:rPr>
+          <w:sz w:val="20"/>
+        </w:rPr>
+        <w:t>FY2026 – FY2030</w:t>
+      </w:r>
+    </w:p>
+    <w:p>
+      <w:pPr>
+        <w:spacing w:after="40"/>
+      </w:pPr>
+      <w:r>
+        <w:rPr>
+          <w:b/>
+          <w:color w:val="1F2D55"/>
+          <w:sz w:val="20"/>
+        </w:rPr>
+        <w:t xml:space="preserve">Review cadence:  </w:t>
+      </w:r>
+      <w:r>
+        <w:rPr>
+          <w:sz w:val="20"/>
+        </w:rPr>
+        <w:t>Annual full refresh; quarterly progress review</w:t>
+      </w:r>
+    </w:p>
+    <w:p>
+      <w:pPr>
+        <w:spacing w:after="40"/>
+      </w:pPr>
+      <w:r>
+        <w:rPr>
+          <w:b/>
+          <w:color w:val="1F2D55"/>
+          <w:sz w:val="20"/>
+        </w:rPr>
+        <w:t xml:space="preserve">Source file:  </w:t>
+      </w:r>
+      <w:r>
+        <w:rPr>
+          <w:sz w:val="20"/>
+        </w:rPr>
+        <w:t>MKT_Brand_Strategy.docx</w:t>
+      </w:r>
+    </w:p>
+    <w:p>
+      <w:pPr>
+        <w:spacing w:before="240" w:after="80"/>
+      </w:pPr>
+      <w:r>
+        <w:rPr>
+          <w:b/>
+          <w:color w:val="1F2D55"/>
+          <w:sz w:val="26"/>
+        </w:rPr>
+        <w:t>Our purpose</w:t>
+      </w:r>
+    </w:p>
+    <w:p>
+      <w:pPr>
+        <w:spacing w:after="80"/>
+      </w:pPr>
+      <w:r>
+        <w:rPr>
+          <w:i w:val="0"/>
+          <w:sz w:val="20"/>
+        </w:rPr>
+        <w:t>Zava Conglomerate exists to build enduring businesses that create value for shareholders, opportunities for employees and positive impact for the communities in which we operate. The purpose has remained constant since the Group's founding; what changes is the means by which we deliver it.</w:t>
+      </w:r>
+    </w:p>
+    <w:p>
+      <w:pPr>
+        <w:spacing w:before="240" w:after="80"/>
+      </w:pPr>
+      <w:r>
+        <w:rPr>
+          <w:b/>
+          <w:color w:val="1F2D55"/>
+          <w:sz w:val="26"/>
+        </w:rPr>
+        <w:t>Our 2030 ambition</w:t>
+      </w:r>
+    </w:p>
+    <w:p>
+      <w:pPr>
+        <w:spacing w:after="80"/>
+      </w:pPr>
+      <w:r>
+        <w:rPr>
+          <w:i w:val="0"/>
+          <w:sz w:val="20"/>
+        </w:rPr>
+        <w:t>By FY2030 we aim to be the most respected ASEAN-headquartered diversified conglomerate, measured by total shareholder return, employee engagement, and ESG performance. We will grow Group revenue from MYR 44 billion (FY2025) to MYR 72-78 billion (FY2030), with EBITDA margin sustained at 20-22%, ROIC at or above 13%, and Net Debt/EBITDA between 2.0× and 2.5×.</w:t>
+      </w:r>
+    </w:p>
+    <w:p>
+      <w:pPr>
+        <w:spacing w:before="240" w:after="80"/>
+      </w:pPr>
+      <w:r>
+        <w:rPr>
+          <w:b/>
+          <w:color w:val="1F2D55"/>
+          <w:sz w:val="26"/>
+        </w:rPr>
+        <w:t>The five strategic pillars</w:t>
+      </w:r>
+    </w:p>
+    <w:p>
+      <w:pPr>
+        <w:spacing w:before="160" w:after="40"/>
+      </w:pPr>
+      <w:r>
+        <w:rPr>
+          <w:b/>
+          <w:color w:val="4B5B7C"/>
+          <w:sz w:val="22"/>
+        </w:rPr>
+        <w:t>Pillar 1 — Focus the portfolio</w:t>
+      </w:r>
+    </w:p>
+    <w:p>
+      <w:pPr>
+        <w:spacing w:after="80"/>
+      </w:pPr>
+      <w:r>
+        <w:rPr>
+          <w:i w:val="0"/>
+          <w:sz w:val="20"/>
+        </w:rPr>
+        <w:t>Concentrate capital on businesses where Zava can be top-quartile in its market. Active rotation: targeted exit from sub-scale positions; targeted bolt-on M&amp;A in growth platforms (Healthcare Services, Industrial Manufacturing, Digital Infrastructure). Target portfolio composition by 2030: 70% growth, 25% mature, 5% optionality.</w:t>
+      </w:r>
+    </w:p>
+    <w:p>
+      <w:pPr>
+        <w:spacing w:before="160" w:after="40"/>
+      </w:pPr>
+      <w:r>
+        <w:rPr>
+          <w:b/>
+          <w:color w:val="4B5B7C"/>
+          <w:sz w:val="22"/>
+        </w:rPr>
+        <w:t>Pillar 2 — Operate with discipline</w:t>
+      </w:r>
+    </w:p>
+    <w:p>
+      <w:pPr>
+        <w:spacing w:after="80"/>
+      </w:pPr>
+      <w:r>
+        <w:rPr>
+          <w:i w:val="0"/>
+          <w:sz w:val="20"/>
+        </w:rPr>
+        <w:t>Build top-quartile execution. Performance management cadence at divisional, departmental and team level. Continuous-improvement programme across 11 divisions. Shared-services consolidation to release MYR 180-240m run-rate by FY2028. Digital-first operating model: 70% management-user analytics adoption by FY2027.</w:t>
+      </w:r>
+    </w:p>
+    <w:p>
+      <w:pPr>
+        <w:spacing w:before="160" w:after="40"/>
+      </w:pPr>
+      <w:r>
+        <w:rPr>
+          <w:b/>
+          <w:color w:val="4B5B7C"/>
+          <w:sz w:val="22"/>
+        </w:rPr>
+        <w:t>Pillar 3 — Lead in our markets</w:t>
+      </w:r>
+    </w:p>
+    <w:p>
+      <w:pPr>
+        <w:spacing w:after="80"/>
+      </w:pPr>
+      <w:r>
+        <w:rPr>
+          <w:i w:val="0"/>
+          <w:sz w:val="20"/>
+        </w:rPr>
+        <w:t>Customer obsession: NPS leadership in 7 of 11 divisions. Brand investment targeted at growth platforms. Innovation pipeline: 20% of revenue from products launched in the prior 3 years.</w:t>
+      </w:r>
+    </w:p>
+    <w:p>
+      <w:pPr>
+        <w:spacing w:before="160" w:after="40"/>
+      </w:pPr>
+      <w:r>
+        <w:rPr>
+          <w:b/>
+          <w:color w:val="4B5B7C"/>
+          <w:sz w:val="22"/>
+        </w:rPr>
+        <w:t>Pillar 4 — Build the team</w:t>
+      </w:r>
+    </w:p>
+    <w:p>
+      <w:pPr>
+        <w:spacing w:after="80"/>
+      </w:pPr>
+      <w:r>
+        <w:rPr>
+          <w:i w:val="0"/>
+          <w:sz w:val="20"/>
+        </w:rPr>
+        <w:t>Talent is the binding constraint. Top-talent retention &gt;92%. Internal mobility &gt;35%. Leadership bench: 2 ready-now successors for every top-200 role by end-FY2028. Employee engagement &gt;82% (Group avg) and &gt;75% in every division.</w:t>
+      </w:r>
+    </w:p>
+    <w:p>
+      <w:pPr>
+        <w:spacing w:before="160" w:after="40"/>
+      </w:pPr>
+      <w:r>
+        <w:rPr>
+          <w:b/>
+          <w:color w:val="4B5B7C"/>
+          <w:sz w:val="22"/>
+        </w:rPr>
+        <w:t>Pillar 5 — Anchor in trust</w:t>
+      </w:r>
+    </w:p>
+    <w:p>
+      <w:pPr>
+        <w:spacing w:after="80"/>
+      </w:pPr>
+      <w:r>
+        <w:rPr>
+          <w:i w:val="0"/>
+          <w:sz w:val="20"/>
+        </w:rPr>
+        <w:t>Governance, compliance and ESG performance that compound trust over time. Net-zero Scope-1 and Scope-2 by 2045; Scope-3 by 2055. ISSB-aligned disclosures with external assurance from FY2027. Whistleblowing culture: speak-up index above benchmark. Zero tolerance for material compliance breach.</w:t>
+      </w:r>
+    </w:p>
+    <w:p>
+      <w:pPr>
+        <w:spacing w:before="240" w:after="80"/>
+      </w:pPr>
+      <w:r>
+        <w:rPr>
+          <w:b/>
+          <w:color w:val="1F2D55"/>
+          <w:sz w:val="26"/>
+        </w:rPr>
+        <w:t>Capital allocation framework</w:t>
       </w:r>
     </w:p>
     <w:tbl>
@@ -46,61 +344,56 @@
         <w:tblLook w:firstColumn="1" w:firstRow="1" w:lastColumn="0" w:lastRow="0" w:noHBand="0" w:noVBand="1" w:val="04A0"/>
       </w:tblPr>
       <w:tblGrid>
-        <w:gridCol w:w="2160"/>
-        <w:gridCol w:w="2160"/>
-        <w:gridCol w:w="2160"/>
-        <w:gridCol w:w="2160"/>
+        <w:gridCol w:w="2880"/>
+        <w:gridCol w:w="2880"/>
+        <w:gridCol w:w="2880"/>
       </w:tblGrid>
       <w:tr>
         <w:tc>
           <w:tcPr>
-            <w:tcW w:type="dxa" w:w="2160"/>
+            <w:tcW w:type="dxa" w:w="2880"/>
+            <w:shd w:val="clear" w:color="auto" w:fill="1F2D55"/>
           </w:tcPr>
           <w:p>
             <w:r>
               <w:rPr>
                 <w:b/>
+                <w:color w:val="FFFFFF"/>
+                <w:sz w:val="18"/>
               </w:rPr>
-              <w:t>Tier</w:t>
+              <w:t>Use of capital</w:t>
             </w:r>
           </w:p>
         </w:tc>
         <w:tc>
           <w:tcPr>
-            <w:tcW w:type="dxa" w:w="2160"/>
+            <w:tcW w:type="dxa" w:w="2880"/>
+            <w:shd w:val="clear" w:color="auto" w:fill="1F2D55"/>
           </w:tcPr>
           <w:p>
             <w:r>
               <w:rPr>
                 <w:b/>
+                <w:color w:val="FFFFFF"/>
+                <w:sz w:val="18"/>
               </w:rPr>
-              <w:t>Brand</w:t>
+              <w:t>FY2026-2030 share</w:t>
             </w:r>
           </w:p>
         </w:tc>
         <w:tc>
           <w:tcPr>
-            <w:tcW w:type="dxa" w:w="2160"/>
+            <w:tcW w:type="dxa" w:w="2880"/>
+            <w:shd w:val="clear" w:color="auto" w:fill="1F2D55"/>
           </w:tcPr>
           <w:p>
             <w:r>
               <w:rPr>
                 <w:b/>
+                <w:color w:val="FFFFFF"/>
+                <w:sz w:val="18"/>
               </w:rPr>
-              <w:t>Role</w:t>
-            </w:r>
-          </w:p>
-        </w:tc>
-        <w:tc>
-          <w:tcPr>
-            <w:tcW w:type="dxa" w:w="2160"/>
-          </w:tcPr>
-          <w:p>
-            <w:r>
-              <w:rPr>
-                <w:b/>
-              </w:rPr>
-              <w:t>Relationship to Zava</w:t>
+              <w:t>Notes</w:t>
             </w:r>
           </w:p>
         </w:tc>
@@ -108,41 +401,40 @@
       <w:tr>
         <w:tc>
           <w:tcPr>
-            <w:tcW w:type="dxa" w:w="2160"/>
+            <w:tcW w:type="dxa" w:w="2880"/>
           </w:tcPr>
           <w:p>
             <w:r>
-              <w:t>Master</w:t>
+              <w:rPr>
+                <w:sz w:val="18"/>
+              </w:rPr>
+              <w:t>Organic capex — growth</w:t>
             </w:r>
           </w:p>
         </w:tc>
         <w:tc>
           <w:tcPr>
-            <w:tcW w:type="dxa" w:w="2160"/>
+            <w:tcW w:type="dxa" w:w="2880"/>
           </w:tcPr>
           <w:p>
             <w:r>
-              <w:t>Zava</w:t>
+              <w:rPr>
+                <w:sz w:val="18"/>
+              </w:rPr>
+              <w:t>40%</w:t>
             </w:r>
           </w:p>
         </w:tc>
         <w:tc>
           <w:tcPr>
-            <w:tcW w:type="dxa" w:w="2160"/>
+            <w:tcW w:type="dxa" w:w="2880"/>
           </w:tcPr>
           <w:p>
             <w:r>
-              <w:t>Endorser brand for the Group, employer brand, corporate</w:t>
-            </w:r>
-          </w:p>
-        </w:tc>
-        <w:tc>
-          <w:tcPr>
-            <w:tcW w:type="dxa" w:w="2160"/>
-          </w:tcPr>
-          <w:p>
-            <w:r>
-              <w:t>Master brand</w:t>
+              <w:rPr>
+                <w:sz w:val="18"/>
+              </w:rPr>
+              <w:t>Healthcare, Industrial Manufacturing, Digital Infrastructure</w:t>
             </w:r>
           </w:p>
         </w:tc>
@@ -150,41 +442,40 @@
       <w:tr>
         <w:tc>
           <w:tcPr>
-            <w:tcW w:type="dxa" w:w="2160"/>
+            <w:tcW w:type="dxa" w:w="2880"/>
           </w:tcPr>
           <w:p>
             <w:r>
-              <w:t>Strategic</w:t>
+              <w:rPr>
+                <w:sz w:val="18"/>
+              </w:rPr>
+              <w:t>Organic capex — maintenance</w:t>
             </w:r>
           </w:p>
         </w:tc>
         <w:tc>
           <w:tcPr>
-            <w:tcW w:type="dxa" w:w="2160"/>
+            <w:tcW w:type="dxa" w:w="2880"/>
           </w:tcPr>
           <w:p>
             <w:r>
-              <w:t>Zava Bank</w:t>
+              <w:rPr>
+                <w:sz w:val="18"/>
+              </w:rPr>
+              <w:t>20%</w:t>
             </w:r>
           </w:p>
         </w:tc>
         <w:tc>
           <w:tcPr>
-            <w:tcW w:type="dxa" w:w="2160"/>
+            <w:tcW w:type="dxa" w:w="2880"/>
           </w:tcPr>
           <w:p>
             <w:r>
-              <w:t>Banking division consumer brand</w:t>
-            </w:r>
-          </w:p>
-        </w:tc>
-        <w:tc>
-          <w:tcPr>
-            <w:tcW w:type="dxa" w:w="2160"/>
-          </w:tcPr>
-          <w:p>
-            <w:r>
-              <w:t>Endorsed - "Zava Bank, a Zava Group company"</w:t>
+              <w:rPr>
+                <w:sz w:val="18"/>
+              </w:rPr>
+              <w:t>All divisions; replacement and compliance</w:t>
             </w:r>
           </w:p>
         </w:tc>
@@ -192,41 +483,40 @@
       <w:tr>
         <w:tc>
           <w:tcPr>
-            <w:tcW w:type="dxa" w:w="2160"/>
+            <w:tcW w:type="dxa" w:w="2880"/>
           </w:tcPr>
           <w:p>
             <w:r>
-              <w:t>Strategic</w:t>
+              <w:rPr>
+                <w:sz w:val="18"/>
+              </w:rPr>
+              <w:t>M&amp;A — bolt-on growth</w:t>
             </w:r>
           </w:p>
         </w:tc>
         <w:tc>
           <w:tcPr>
-            <w:tcW w:type="dxa" w:w="2160"/>
+            <w:tcW w:type="dxa" w:w="2880"/>
           </w:tcPr>
           <w:p>
             <w:r>
-              <w:t>Zava Insure</w:t>
+              <w:rPr>
+                <w:sz w:val="18"/>
+              </w:rPr>
+              <w:t>20%</w:t>
             </w:r>
           </w:p>
         </w:tc>
         <w:tc>
           <w:tcPr>
-            <w:tcW w:type="dxa" w:w="2160"/>
+            <w:tcW w:type="dxa" w:w="2880"/>
           </w:tcPr>
           <w:p>
             <w:r>
-              <w:t>Insurance and Takaful brand</w:t>
-            </w:r>
-          </w:p>
-        </w:tc>
-        <w:tc>
-          <w:tcPr>
-            <w:tcW w:type="dxa" w:w="2160"/>
-          </w:tcPr>
-          <w:p>
-            <w:r>
-              <w:t>Endorsed</w:t>
+              <w:rPr>
+                <w:sz w:val="18"/>
+              </w:rPr>
+              <w:t>Up to MYR 800m per transaction; up to 3 per year</w:t>
             </w:r>
           </w:p>
         </w:tc>
@@ -234,41 +524,40 @@
       <w:tr>
         <w:tc>
           <w:tcPr>
-            <w:tcW w:type="dxa" w:w="2160"/>
+            <w:tcW w:type="dxa" w:w="2880"/>
           </w:tcPr>
           <w:p>
             <w:r>
-              <w:t>Strategic</w:t>
+              <w:rPr>
+                <w:sz w:val="18"/>
+              </w:rPr>
+              <w:t>Shareholder returns — dividend</w:t>
             </w:r>
           </w:p>
         </w:tc>
         <w:tc>
           <w:tcPr>
-            <w:tcW w:type="dxa" w:w="2160"/>
+            <w:tcW w:type="dxa" w:w="2880"/>
           </w:tcPr>
           <w:p>
             <w:r>
-              <w:t>Zava Properties</w:t>
+              <w:rPr>
+                <w:sz w:val="18"/>
+              </w:rPr>
+              <w:t>12%</w:t>
             </w:r>
           </w:p>
         </w:tc>
         <w:tc>
           <w:tcPr>
-            <w:tcW w:type="dxa" w:w="2160"/>
+            <w:tcW w:type="dxa" w:w="2880"/>
           </w:tcPr>
           <w:p>
             <w:r>
-              <w:t>Property dev + REIT</w:t>
-            </w:r>
-          </w:p>
-        </w:tc>
-        <w:tc>
-          <w:tcPr>
-            <w:tcW w:type="dxa" w:w="2160"/>
-          </w:tcPr>
-          <w:p>
-            <w:r>
-              <w:t>Endorsed</w:t>
+              <w:rPr>
+                <w:sz w:val="18"/>
+              </w:rPr>
+              <w:t>Progressive policy; min 50% PAT pay-out</w:t>
             </w:r>
           </w:p>
         </w:tc>
@@ -276,41 +565,40 @@
       <w:tr>
         <w:tc>
           <w:tcPr>
-            <w:tcW w:type="dxa" w:w="2160"/>
+            <w:tcW w:type="dxa" w:w="2880"/>
           </w:tcPr>
           <w:p>
             <w:r>
-              <w:t>Strategic</w:t>
+              <w:rPr>
+                <w:sz w:val="18"/>
+              </w:rPr>
+              <w:t>Shareholder returns — buybacks</w:t>
             </w:r>
           </w:p>
         </w:tc>
         <w:tc>
           <w:tcPr>
-            <w:tcW w:type="dxa" w:w="2160"/>
+            <w:tcW w:type="dxa" w:w="2880"/>
           </w:tcPr>
           <w:p>
             <w:r>
-              <w:t>Zava Energy</w:t>
+              <w:rPr>
+                <w:sz w:val="18"/>
+              </w:rPr>
+              <w:t>5%</w:t>
             </w:r>
           </w:p>
         </w:tc>
         <w:tc>
           <w:tcPr>
-            <w:tcW w:type="dxa" w:w="2160"/>
+            <w:tcW w:type="dxa" w:w="2880"/>
           </w:tcPr>
           <w:p>
             <w:r>
-              <w:t>Power, renewables, plantation under one umbrella</w:t>
-            </w:r>
-          </w:p>
-        </w:tc>
-        <w:tc>
-          <w:tcPr>
-            <w:tcW w:type="dxa" w:w="2160"/>
-          </w:tcPr>
-          <w:p>
-            <w:r>
-              <w:t>Endorsed (new in FY2026)</w:t>
+              <w:rPr>
+                <w:sz w:val="18"/>
+              </w:rPr>
+              <w:t>Tactical; triggered on valuation</w:t>
             </w:r>
           </w:p>
         </w:tc>
@@ -318,41 +606,115 @@
       <w:tr>
         <w:tc>
           <w:tcPr>
-            <w:tcW w:type="dxa" w:w="2160"/>
+            <w:tcW w:type="dxa" w:w="2880"/>
           </w:tcPr>
           <w:p>
             <w:r>
-              <w:t>Strategic</w:t>
+              <w:rPr>
+                <w:sz w:val="18"/>
+              </w:rPr>
+              <w:t>Optionality / strategic reserves</w:t>
             </w:r>
           </w:p>
         </w:tc>
         <w:tc>
           <w:tcPr>
-            <w:tcW w:type="dxa" w:w="2160"/>
+            <w:tcW w:type="dxa" w:w="2880"/>
           </w:tcPr>
           <w:p>
             <w:r>
-              <w:t>Zava Mart</w:t>
+              <w:rPr>
+                <w:sz w:val="18"/>
+              </w:rPr>
+              <w:t>3%</w:t>
             </w:r>
           </w:p>
         </w:tc>
         <w:tc>
           <w:tcPr>
-            <w:tcW w:type="dxa" w:w="2160"/>
+            <w:tcW w:type="dxa" w:w="2880"/>
           </w:tcPr>
           <w:p>
             <w:r>
-              <w:t>Retail grocery + hypermart</w:t>
+              <w:rPr>
+                <w:sz w:val="18"/>
+              </w:rPr>
+              <w:t>Headroom for opportunistic moves</w:t>
+            </w:r>
+          </w:p>
+        </w:tc>
+      </w:tr>
+    </w:tbl>
+    <w:p>
+      <w:pPr>
+        <w:spacing w:before="240" w:after="80"/>
+      </w:pPr>
+      <w:r>
+        <w:rPr>
+          <w:b/>
+          <w:color w:val="1F2D55"/>
+          <w:sz w:val="26"/>
+        </w:rPr>
+        <w:t>Division-level priorities</w:t>
+      </w:r>
+    </w:p>
+    <w:tbl>
+      <w:tblPr>
+        <w:tblStyle w:val="LightGrid-Accent1"/>
+        <w:tblW w:type="auto" w:w="0"/>
+        <w:tblLook w:firstColumn="1" w:firstRow="1" w:lastColumn="0" w:lastRow="0" w:noHBand="0" w:noVBand="1" w:val="04A0"/>
+      </w:tblPr>
+      <w:tblGrid>
+        <w:gridCol w:w="2880"/>
+        <w:gridCol w:w="2880"/>
+        <w:gridCol w:w="2880"/>
+      </w:tblGrid>
+      <w:tr>
+        <w:tc>
+          <w:tcPr>
+            <w:tcW w:type="dxa" w:w="2880"/>
+            <w:shd w:val="clear" w:color="auto" w:fill="1F2D55"/>
+          </w:tcPr>
+          <w:p>
+            <w:r>
+              <w:rPr>
+                <w:b/>
+                <w:color w:val="FFFFFF"/>
+                <w:sz w:val="18"/>
+              </w:rPr>
+              <w:t>Division</w:t>
             </w:r>
           </w:p>
         </w:tc>
         <w:tc>
           <w:tcPr>
-            <w:tcW w:type="dxa" w:w="2160"/>
+            <w:tcW w:type="dxa" w:w="2880"/>
+            <w:shd w:val="clear" w:color="auto" w:fill="1F2D55"/>
           </w:tcPr>
           <w:p>
             <w:r>
-              <w:t>Endorsed</w:t>
+              <w:rPr>
+                <w:b/>
+                <w:color w:val="FFFFFF"/>
+                <w:sz w:val="18"/>
+              </w:rPr>
+              <w:t>Strategic stance</w:t>
+            </w:r>
+          </w:p>
+        </w:tc>
+        <w:tc>
+          <w:tcPr>
+            <w:tcW w:type="dxa" w:w="2880"/>
+            <w:shd w:val="clear" w:color="auto" w:fill="1F2D55"/>
+          </w:tcPr>
+          <w:p>
+            <w:r>
+              <w:rPr>
+                <w:b/>
+                <w:color w:val="FFFFFF"/>
+                <w:sz w:val="18"/>
+              </w:rPr>
+              <w:t>Top priority FY2026-FY2027</w:t>
             </w:r>
           </w:p>
         </w:tc>
@@ -360,41 +722,450 @@
       <w:tr>
         <w:tc>
           <w:tcPr>
-            <w:tcW w:type="dxa" w:w="2160"/>
+            <w:tcW w:type="dxa" w:w="2880"/>
           </w:tcPr>
           <w:p>
             <w:r>
-              <w:t>Tactical</w:t>
+              <w:rPr>
+                <w:sz w:val="18"/>
+              </w:rPr>
+              <w:t>Banking</w:t>
             </w:r>
           </w:p>
         </w:tc>
         <w:tc>
           <w:tcPr>
-            <w:tcW w:type="dxa" w:w="2160"/>
+            <w:tcW w:type="dxa" w:w="2880"/>
           </w:tcPr>
           <w:p>
             <w:r>
-              <w:t>Mawar, Cendana, Permata (FMCG)</w:t>
+              <w:rPr>
+                <w:sz w:val="18"/>
+              </w:rPr>
+              <w:t>Defend &amp; modernise</w:t>
             </w:r>
           </w:p>
         </w:tc>
         <w:tc>
           <w:tcPr>
-            <w:tcW w:type="dxa" w:w="2160"/>
+            <w:tcW w:type="dxa" w:w="2880"/>
           </w:tcPr>
           <w:p>
             <w:r>
-              <w:t>Product brands</w:t>
+              <w:rPr>
+                <w:sz w:val="18"/>
+              </w:rPr>
+              <w:t>Digital-channel migration; cost-to-income to 38%</w:t>
+            </w:r>
+          </w:p>
+        </w:tc>
+      </w:tr>
+      <w:tr>
+        <w:tc>
+          <w:tcPr>
+            <w:tcW w:type="dxa" w:w="2880"/>
+          </w:tcPr>
+          <w:p>
+            <w:r>
+              <w:rPr>
+                <w:sz w:val="18"/>
+              </w:rPr>
+              <w:t>Insurance</w:t>
             </w:r>
           </w:p>
         </w:tc>
         <w:tc>
           <w:tcPr>
-            <w:tcW w:type="dxa" w:w="2160"/>
+            <w:tcW w:type="dxa" w:w="2880"/>
           </w:tcPr>
           <w:p>
             <w:r>
-              <w:t>Silent - parent disclosed only on pack</w:t>
+              <w:rPr>
+                <w:sz w:val="18"/>
+              </w:rPr>
+              <w:t>Grow</w:t>
+            </w:r>
+          </w:p>
+        </w:tc>
+        <w:tc>
+          <w:tcPr>
+            <w:tcW w:type="dxa" w:w="2880"/>
+          </w:tcPr>
+          <w:p>
+            <w:r>
+              <w:rPr>
+                <w:sz w:val="18"/>
+              </w:rPr>
+              <w:t>Bancassurance JV scale-up; bancassurance penetration &gt;18%</w:t>
+            </w:r>
+          </w:p>
+        </w:tc>
+      </w:tr>
+      <w:tr>
+        <w:tc>
+          <w:tcPr>
+            <w:tcW w:type="dxa" w:w="2880"/>
+          </w:tcPr>
+          <w:p>
+            <w:r>
+              <w:rPr>
+                <w:sz w:val="18"/>
+              </w:rPr>
+              <w:t>Healthcare Services</w:t>
+            </w:r>
+          </w:p>
+        </w:tc>
+        <w:tc>
+          <w:tcPr>
+            <w:tcW w:type="dxa" w:w="2880"/>
+          </w:tcPr>
+          <w:p>
+            <w:r>
+              <w:rPr>
+                <w:sz w:val="18"/>
+              </w:rPr>
+              <w:t>Grow</w:t>
+            </w:r>
+          </w:p>
+        </w:tc>
+        <w:tc>
+          <w:tcPr>
+            <w:tcW w:type="dxa" w:w="2880"/>
+          </w:tcPr>
+          <w:p>
+            <w:r>
+              <w:rPr>
+                <w:sz w:val="18"/>
+              </w:rPr>
+              <w:t>5 hospitals to top-quartile margin; integrated tele-health roll-out</w:t>
+            </w:r>
+          </w:p>
+        </w:tc>
+      </w:tr>
+      <w:tr>
+        <w:tc>
+          <w:tcPr>
+            <w:tcW w:type="dxa" w:w="2880"/>
+          </w:tcPr>
+          <w:p>
+            <w:r>
+              <w:rPr>
+                <w:sz w:val="18"/>
+              </w:rPr>
+              <w:t>Industrial Manufacturing</w:t>
+            </w:r>
+          </w:p>
+        </w:tc>
+        <w:tc>
+          <w:tcPr>
+            <w:tcW w:type="dxa" w:w="2880"/>
+          </w:tcPr>
+          <w:p>
+            <w:r>
+              <w:rPr>
+                <w:sz w:val="18"/>
+              </w:rPr>
+              <w:t>Grow</w:t>
+            </w:r>
+          </w:p>
+        </w:tc>
+        <w:tc>
+          <w:tcPr>
+            <w:tcW w:type="dxa" w:w="2880"/>
+          </w:tcPr>
+          <w:p>
+            <w:r>
+              <w:rPr>
+                <w:sz w:val="18"/>
+              </w:rPr>
+              <w:t>Capacity expansion at 2 plants; export-market share +200 bps</w:t>
+            </w:r>
+          </w:p>
+        </w:tc>
+      </w:tr>
+      <w:tr>
+        <w:tc>
+          <w:tcPr>
+            <w:tcW w:type="dxa" w:w="2880"/>
+          </w:tcPr>
+          <w:p>
+            <w:r>
+              <w:rPr>
+                <w:sz w:val="18"/>
+              </w:rPr>
+              <w:t>Property Development</w:t>
+            </w:r>
+          </w:p>
+        </w:tc>
+        <w:tc>
+          <w:tcPr>
+            <w:tcW w:type="dxa" w:w="2880"/>
+          </w:tcPr>
+          <w:p>
+            <w:r>
+              <w:rPr>
+                <w:sz w:val="18"/>
+              </w:rPr>
+              <w:t>Optimise &amp; monetise</w:t>
+            </w:r>
+          </w:p>
+        </w:tc>
+        <w:tc>
+          <w:tcPr>
+            <w:tcW w:type="dxa" w:w="2880"/>
+          </w:tcPr>
+          <w:p>
+            <w:r>
+              <w:rPr>
+                <w:sz w:val="18"/>
+              </w:rPr>
+              <w:t>Two non-core asset divestments; capital recycling</w:t>
+            </w:r>
+          </w:p>
+        </w:tc>
+      </w:tr>
+      <w:tr>
+        <w:tc>
+          <w:tcPr>
+            <w:tcW w:type="dxa" w:w="2880"/>
+          </w:tcPr>
+          <w:p>
+            <w:r>
+              <w:rPr>
+                <w:sz w:val="18"/>
+              </w:rPr>
+              <w:t>Oil &amp; Gas (downstream)</w:t>
+            </w:r>
+          </w:p>
+        </w:tc>
+        <w:tc>
+          <w:tcPr>
+            <w:tcW w:type="dxa" w:w="2880"/>
+          </w:tcPr>
+          <w:p>
+            <w:r>
+              <w:rPr>
+                <w:sz w:val="18"/>
+              </w:rPr>
+              <w:t>Maintain</w:t>
+            </w:r>
+          </w:p>
+        </w:tc>
+        <w:tc>
+          <w:tcPr>
+            <w:tcW w:type="dxa" w:w="2880"/>
+          </w:tcPr>
+          <w:p>
+            <w:r>
+              <w:rPr>
+                <w:sz w:val="18"/>
+              </w:rPr>
+              <w:t>HSE excellence; refinery utilisation &gt;88%</w:t>
+            </w:r>
+          </w:p>
+        </w:tc>
+      </w:tr>
+      <w:tr>
+        <w:tc>
+          <w:tcPr>
+            <w:tcW w:type="dxa" w:w="2880"/>
+          </w:tcPr>
+          <w:p>
+            <w:r>
+              <w:rPr>
+                <w:sz w:val="18"/>
+              </w:rPr>
+              <w:t>Retail Distribution</w:t>
+            </w:r>
+          </w:p>
+        </w:tc>
+        <w:tc>
+          <w:tcPr>
+            <w:tcW w:type="dxa" w:w="2880"/>
+          </w:tcPr>
+          <w:p>
+            <w:r>
+              <w:rPr>
+                <w:sz w:val="18"/>
+              </w:rPr>
+              <w:t>Optimise</w:t>
+            </w:r>
+          </w:p>
+        </w:tc>
+        <w:tc>
+          <w:tcPr>
+            <w:tcW w:type="dxa" w:w="2880"/>
+          </w:tcPr>
+          <w:p>
+            <w:r>
+              <w:rPr>
+                <w:sz w:val="18"/>
+              </w:rPr>
+              <w:t>Margin recovery via mix; SKU rationalisation</w:t>
+            </w:r>
+          </w:p>
+        </w:tc>
+      </w:tr>
+      <w:tr>
+        <w:tc>
+          <w:tcPr>
+            <w:tcW w:type="dxa" w:w="2880"/>
+          </w:tcPr>
+          <w:p>
+            <w:r>
+              <w:rPr>
+                <w:sz w:val="18"/>
+              </w:rPr>
+              <w:t>Hospitality</w:t>
+            </w:r>
+          </w:p>
+        </w:tc>
+        <w:tc>
+          <w:tcPr>
+            <w:tcW w:type="dxa" w:w="2880"/>
+          </w:tcPr>
+          <w:p>
+            <w:r>
+              <w:rPr>
+                <w:sz w:val="18"/>
+              </w:rPr>
+              <w:t>Maintain</w:t>
+            </w:r>
+          </w:p>
+        </w:tc>
+        <w:tc>
+          <w:tcPr>
+            <w:tcW w:type="dxa" w:w="2880"/>
+          </w:tcPr>
+          <w:p>
+            <w:r>
+              <w:rPr>
+                <w:sz w:val="18"/>
+              </w:rPr>
+              <w:t>Brand investment; RevPAR recovery to 2019 levels</w:t>
+            </w:r>
+          </w:p>
+        </w:tc>
+      </w:tr>
+      <w:tr>
+        <w:tc>
+          <w:tcPr>
+            <w:tcW w:type="dxa" w:w="2880"/>
+          </w:tcPr>
+          <w:p>
+            <w:r>
+              <w:rPr>
+                <w:sz w:val="18"/>
+              </w:rPr>
+              <w:t>Digital Infrastructure</w:t>
+            </w:r>
+          </w:p>
+        </w:tc>
+        <w:tc>
+          <w:tcPr>
+            <w:tcW w:type="dxa" w:w="2880"/>
+          </w:tcPr>
+          <w:p>
+            <w:r>
+              <w:rPr>
+                <w:sz w:val="18"/>
+              </w:rPr>
+              <w:t>Grow</w:t>
+            </w:r>
+          </w:p>
+        </w:tc>
+        <w:tc>
+          <w:tcPr>
+            <w:tcW w:type="dxa" w:w="2880"/>
+          </w:tcPr>
+          <w:p>
+            <w:r>
+              <w:rPr>
+                <w:sz w:val="18"/>
+              </w:rPr>
+              <w:t>Data-centre capacity +60 MW; renewable PPA in place</w:t>
+            </w:r>
+          </w:p>
+        </w:tc>
+      </w:tr>
+      <w:tr>
+        <w:tc>
+          <w:tcPr>
+            <w:tcW w:type="dxa" w:w="2880"/>
+          </w:tcPr>
+          <w:p>
+            <w:r>
+              <w:rPr>
+                <w:sz w:val="18"/>
+              </w:rPr>
+              <w:t>Education Services</w:t>
+            </w:r>
+          </w:p>
+        </w:tc>
+        <w:tc>
+          <w:tcPr>
+            <w:tcW w:type="dxa" w:w="2880"/>
+          </w:tcPr>
+          <w:p>
+            <w:r>
+              <w:rPr>
+                <w:sz w:val="18"/>
+              </w:rPr>
+              <w:t>Optimise</w:t>
+            </w:r>
+          </w:p>
+        </w:tc>
+        <w:tc>
+          <w:tcPr>
+            <w:tcW w:type="dxa" w:w="2880"/>
+          </w:tcPr>
+          <w:p>
+            <w:r>
+              <w:rPr>
+                <w:sz w:val="18"/>
+              </w:rPr>
+              <w:t>Operating margin to 16%; pathway integration</w:t>
+            </w:r>
+          </w:p>
+        </w:tc>
+      </w:tr>
+      <w:tr>
+        <w:tc>
+          <w:tcPr>
+            <w:tcW w:type="dxa" w:w="2880"/>
+          </w:tcPr>
+          <w:p>
+            <w:r>
+              <w:rPr>
+                <w:sz w:val="18"/>
+              </w:rPr>
+              <w:t>Plantation</w:t>
+            </w:r>
+          </w:p>
+        </w:tc>
+        <w:tc>
+          <w:tcPr>
+            <w:tcW w:type="dxa" w:w="2880"/>
+          </w:tcPr>
+          <w:p>
+            <w:r>
+              <w:rPr>
+                <w:sz w:val="18"/>
+              </w:rPr>
+              <w:t>Defend</w:t>
+            </w:r>
+          </w:p>
+        </w:tc>
+        <w:tc>
+          <w:tcPr>
+            <w:tcW w:type="dxa" w:w="2880"/>
+          </w:tcPr>
+          <w:p>
+            <w:r>
+              <w:rPr>
+                <w:sz w:val="18"/>
+              </w:rPr>
+              <w:t>Yield uplift; downstream value-add scoping</w:t>
             </w:r>
           </w:p>
         </w:tc>
@@ -402,95 +1173,150 @@
     </w:tbl>
     <w:p>
       <w:pPr>
-        <w:pStyle w:val="Heading1"/>
+        <w:spacing w:before="240" w:after="80"/>
       </w:pPr>
       <w:r>
-        <w:t>3. Strategic intent</w:t>
+        <w:rPr>
+          <w:b/>
+          <w:color w:val="1F2D55"/>
+          <w:sz w:val="26"/>
+        </w:rPr>
+        <w:t>Strategic risks</w:t>
       </w:r>
     </w:p>
     <w:p>
       <w:pPr>
         <w:pStyle w:val="ListBullet"/>
+        <w:spacing w:after="40"/>
       </w:pPr>
       <w:r>
-        <w:t>Consolidate 14 customer-facing brands into 6 strategic + 8 tactical product brands over 3 years</w:t>
+        <w:rPr>
+          <w:sz w:val="20"/>
+        </w:rPr>
+        <w:t>Macro: prolonged higher rates, ASEAN currency volatility, slower China demand.</w:t>
       </w:r>
     </w:p>
     <w:p>
       <w:pPr>
         <w:pStyle w:val="ListBullet"/>
+        <w:spacing w:after="40"/>
       </w:pPr>
       <w:r>
-        <w:t>Build Zava as a Top-3 Most Loved Employer brand in ASEAN by FY2028</w:t>
+        <w:rPr>
+          <w:sz w:val="20"/>
+        </w:rPr>
+        <w:t>Regulatory: BNM / OJK consultations on capital, conduct, and ESG disclosure.</w:t>
       </w:r>
     </w:p>
     <w:p>
       <w:pPr>
         <w:pStyle w:val="ListBullet"/>
+        <w:spacing w:after="40"/>
       </w:pPr>
       <w:r>
-        <w:t>Lift cross-sell index across Group divisions by 18% by FY2028</w:t>
+        <w:rPr>
+          <w:sz w:val="20"/>
+        </w:rPr>
+        <w:t>Technology: AI-driven competitive disruption in Banking, Insurance, Retail.</w:t>
       </w:r>
     </w:p>
     <w:p>
       <w:pPr>
         <w:pStyle w:val="ListBullet"/>
+        <w:spacing w:after="40"/>
       </w:pPr>
       <w:r>
-        <w:t>Standardise brand expression - 1 master design system across digital + brick-and-mortar</w:t>
+        <w:rPr>
+          <w:sz w:val="20"/>
+        </w:rPr>
+        <w:t>Talent: war for top digital talent intensifies; retention costs rise.</w:t>
       </w:r>
     </w:p>
     <w:p>
       <w:pPr>
-        <w:pStyle w:val="Heading1"/>
+        <w:pStyle w:val="ListBullet"/>
+        <w:spacing w:after="40"/>
       </w:pPr>
       <w:r>
-        <w:t>4. FY2026 priorities</w:t>
+        <w:rPr>
+          <w:sz w:val="20"/>
+        </w:rPr>
+        <w:t>Climate transition: physical and transition risks in select assets.</w:t>
       </w:r>
     </w:p>
     <w:p>
       <w:pPr>
-        <w:pStyle w:val="ListNumber"/>
+        <w:pStyle w:val="ListBullet"/>
+        <w:spacing w:after="40"/>
       </w:pPr>
       <w:r>
-        <w:t>Brand identity refresh - new master logo, design system, voice and tone</w:t>
+        <w:rPr>
+          <w:sz w:val="20"/>
+        </w:rPr>
+        <w:t>Cyber: nation-state and ransomware threats elevated.</w:t>
       </w:r>
     </w:p>
     <w:p>
       <w:pPr>
-        <w:pStyle w:val="ListNumber"/>
+        <w:spacing w:before="240" w:after="80"/>
       </w:pPr>
       <w:r>
-        <w:t>Launch Zava Energy as the consolidated brand (Apex Power + Hijau Renewables + Gemilang Plantations)</w:t>
+        <w:rPr>
+          <w:b/>
+          <w:color w:val="1F2D55"/>
+          <w:sz w:val="26"/>
+        </w:rPr>
+        <w:t>Governance and review</w:t>
       </w:r>
     </w:p>
     <w:p>
       <w:pPr>
-        <w:pStyle w:val="ListNumber"/>
+        <w:spacing w:after="80"/>
       </w:pPr>
       <w:r>
-        <w:t>Refresh Zava Bank visual identity - phase out legacy "Cendana Bank" sub-branding</w:t>
+        <w:rPr>
+          <w:i w:val="0"/>
+          <w:sz w:val="20"/>
+        </w:rPr>
+        <w:t>Annual full refresh of this strategy document each February ahead of the FY budget cycle. Quarterly review at the Strategy Sub-Committee of the Board, with KPI dashboard reporting to GroupExCo monthly. Any material change in strategic direction (e.g., divestment of a Pillar division) triggers Board re-approval.</w:t>
       </w:r>
     </w:p>
     <w:p>
       <w:pPr>
-        <w:pStyle w:val="ListNumber"/>
+        <w:spacing w:before="240" w:after="80"/>
       </w:pPr>
       <w:r>
-        <w:t>Employer brand campaign - global launch with Q4 priority on Malaysia + Indonesia</w:t>
+        <w:rPr>
+          <w:b/>
+          <w:color w:val="1F2D55"/>
+          <w:sz w:val="26"/>
+        </w:rPr>
+        <w:t>Closing</w:t>
       </w:r>
     </w:p>
     <w:p>
       <w:pPr>
-        <w:pStyle w:val="Heading1"/>
+        <w:spacing w:after="80"/>
       </w:pPr>
       <w:r>
-        <w:t>5. Investment envelope</w:t>
+        <w:rPr>
+          <w:i w:val="0"/>
+          <w:sz w:val="20"/>
+        </w:rPr>
+        <w:t>Five pillars; 11 divisions; one Group. Discipline in execution is the bridge between purpose and ambition.</w:t>
       </w:r>
     </w:p>
     <w:p>
+      <w:pPr>
+        <w:jc w:val="center"/>
+      </w:pPr>
       <w:r>
-        <w:t>Total 3-year brand investment: MYR 84M. FY2026: MYR 38M (identity refresh, system roll-out, Zava Energy launch, employer brand). FY2027: MYR 28M. FY2028: MYR 18M (steady-state).</w:t>
+        <w:rPr>
+          <w:i/>
+          <w:color w:val="9CA3AF"/>
+          <w:sz w:val="16"/>
+        </w:rPr>
+        <w:t>— END OF DOCUMENT —</w:t>
       </w:r>
     </w:p>
     <w:sectPr>
@@ -866,10 +1692,6 @@
     <w:name w:val="Normal"/>
     <w:qFormat/>
     <w:rsid w:val="00FC693F"/>
-    <w:rPr>
-      <w:rFonts w:ascii="Aptos" w:hAnsi="Aptos"/>
-      <w:sz w:val="22"/>
-    </w:rPr>
   </w:style>
   <w:style w:type="paragraph" w:styleId="Header">
     <w:name w:val="header"/>
